--- a/.meetings/Next one memory.docx
+++ b/.meetings/Next one memory.docx
@@ -31,6 +31,60 @@
           <w:rFonts w:ascii="Arial" w:hAnsi="Arial" w:cs="Arial"/>
         </w:rPr>
         <w:t>Amb la llegenda i comentaris dels gràfics dels expanded nodes ja s’entèn que el Dijsktra conté els seus + els tres altres i així successivament, no?</w:t>
+      </w:r>
+    </w:p>
+    <w:p>
+      <w:pPr>
+        <w:pStyle w:val="ListParagraph"/>
+        <w:numPr>
+          <w:ilvl w:val="0"/>
+          <w:numId w:val="1"/>
+        </w:numPr>
+        <w:rPr>
+          <w:rFonts w:ascii="Arial" w:hAnsi="Arial" w:cs="Arial"/>
+        </w:rPr>
+      </w:pPr>
+      <w:r>
+        <w:rPr>
+          <w:rFonts w:ascii="Arial" w:hAnsi="Arial" w:cs="Arial"/>
+        </w:rPr>
+        <w:t>Tu posaries als annexos l’stops_report?</w:t>
+      </w:r>
+    </w:p>
+    <w:p>
+      <w:pPr>
+        <w:pStyle w:val="ListParagraph"/>
+        <w:numPr>
+          <w:ilvl w:val="0"/>
+          <w:numId w:val="1"/>
+        </w:numPr>
+        <w:rPr>
+          <w:rFonts w:ascii="Arial" w:hAnsi="Arial" w:cs="Arial"/>
+        </w:rPr>
+      </w:pPr>
+      <w:r>
+        <w:rPr>
+          <w:rFonts w:ascii="Arial" w:hAnsi="Arial" w:cs="Arial"/>
+        </w:rPr>
+        <w:t>Opinió demostracions?</w:t>
+      </w:r>
+    </w:p>
+    <w:p>
+      <w:pPr>
+        <w:pStyle w:val="ListParagraph"/>
+        <w:numPr>
+          <w:ilvl w:val="0"/>
+          <w:numId w:val="1"/>
+        </w:numPr>
+        <w:rPr>
+          <w:rFonts w:ascii="Arial" w:hAnsi="Arial" w:cs="Arial"/>
+        </w:rPr>
+      </w:pPr>
+      <w:r>
+        <w:rPr>
+          <w:rFonts w:ascii="Arial" w:hAnsi="Arial" w:cs="Arial"/>
+        </w:rPr>
+        <w:t>Opinió comentaris resultats/anàlisis?</w:t>
       </w:r>
     </w:p>
     <w:sectPr>

--- a/.meetings/Next one memory.docx
+++ b/.meetings/Next one memory.docx
@@ -1,6 +1,6 @@
 
 <file path=word/document.xml><?xml version="1.0" encoding="utf-8"?>
-<w:document xmlns:wpc="http://schemas.microsoft.com/office/word/2010/wordprocessingCanvas" xmlns:cx="http://schemas.microsoft.com/office/drawing/2014/chartex" xmlns:cx1="http://schemas.microsoft.com/office/drawing/2015/9/8/chartex" xmlns:cx2="http://schemas.microsoft.com/office/drawing/2015/10/21/chartex" xmlns:cx3="http://schemas.microsoft.com/office/drawing/2016/5/9/chartex" xmlns:cx4="http://schemas.microsoft.com/office/drawing/2016/5/10/chartex" xmlns:cx5="http://schemas.microsoft.com/office/drawing/2016/5/11/chartex" xmlns:cx6="http://schemas.microsoft.com/office/drawing/2016/5/12/chartex" xmlns:cx7="http://schemas.microsoft.com/office/drawing/2016/5/13/chartex" xmlns:cx8="http://schemas.microsoft.com/office/drawing/2016/5/14/chartex" xmlns:mc="http://schemas.openxmlformats.org/markup-compatibility/2006" xmlns:m="http://schemas.openxmlformats.org/officeDocument/2006/math" xmlns:aink="http://schemas.microsoft.com/office/drawing/2016/ink" xmlns:am3d="http://schemas.microsoft.com/office/drawing/2017/model3d" xmlns:oel="http://schemas.microsoft.com/office/2019/extlst" xmlns:r="http://schemas.openxmlformats.org/officeDocument/2006/relationships" xmlns:wp14="http://schemas.microsoft.com/office/word/2010/wordprocessingDrawing" xmlns:wp="http://schemas.openxmlformats.org/drawingml/2006/wordprocessingDrawing" xmlns:wpg="http://schemas.microsoft.com/office/word/2010/wordprocessingGroup" xmlns:wpi="http://schemas.microsoft.com/office/word/2010/wordprocessingInk" xmlns:wps="http://schemas.microsoft.com/office/word/2010/wordprocessingShape" xmlns:o="urn:schemas-microsoft-com:office:office" xmlns:v="urn:schemas-microsoft-com:vml" xmlns:w10="urn:schemas-microsoft-com:office:word" xmlns:w="http://schemas.openxmlformats.org/wordprocessingml/2006/main" xmlns:w14="http://schemas.microsoft.com/office/word/2010/wordml" xmlns:w15="http://schemas.microsoft.com/office/word/2012/wordml" xmlns:w16cex="http://schemas.microsoft.com/office/word/2018/wordml/cex" xmlns:w16cid="http://schemas.microsoft.com/office/word/2016/wordml/cid" xmlns:w16="http://schemas.microsoft.com/office/word/2018/wordml" xmlns:w16sdtdh="http://schemas.microsoft.com/office/word/2020/wordml/sdtdatahash" xmlns:w16sdtfl="http://schemas.microsoft.com/office/word/2024/wordml/sdtformatlock" xmlns:w16se="http://schemas.microsoft.com/office/word/2015/wordml/symex" xmlns:w16du="http://schemas.microsoft.com/office/word/2023/wordml/word16du" xmlns:wne="http://schemas.microsoft.com/office/word/2006/wordml" mc:Ignorable="w14 w15 w16se w16cid w16 w16cex w16sdtdh w16sdtfl w16du wp14">
+<w:document xmlns:wpc="http://schemas.microsoft.com/office/word/2010/wordprocessingCanvas" xmlns:cx="http://schemas.microsoft.com/office/drawing/2014/chartex" xmlns:cx1="http://schemas.microsoft.com/office/drawing/2015/9/8/chartex" xmlns:cx2="http://schemas.microsoft.com/office/drawing/2015/10/21/chartex" xmlns:cx3="http://schemas.microsoft.com/office/drawing/2016/5/9/chartex" xmlns:cx4="http://schemas.microsoft.com/office/drawing/2016/5/10/chartex" xmlns:cx5="http://schemas.microsoft.com/office/drawing/2016/5/11/chartex" xmlns:cx6="http://schemas.microsoft.com/office/drawing/2016/5/12/chartex" xmlns:cx7="http://schemas.microsoft.com/office/drawing/2016/5/13/chartex" xmlns:cx8="http://schemas.microsoft.com/office/drawing/2016/5/14/chartex" xmlns:mc="http://schemas.openxmlformats.org/markup-compatibility/2006" xmlns:m="http://schemas.openxmlformats.org/officeDocument/2006/math" xmlns:aink="http://schemas.microsoft.com/office/drawing/2016/ink" xmlns:am3d="http://schemas.microsoft.com/office/drawing/2017/model3d" xmlns:oel="http://schemas.microsoft.com/office/2019/extlst" xmlns:r="http://schemas.openxmlformats.org/officeDocument/2006/relationships" xmlns:wp14="http://schemas.microsoft.com/office/word/2010/wordprocessingDrawing" xmlns:wp="http://schemas.openxmlformats.org/drawingml/2006/wordprocessingDrawing" xmlns:wpg="http://schemas.microsoft.com/office/word/2010/wordprocessingGroup" xmlns:wpi="http://schemas.microsoft.com/office/word/2010/wordprocessingInk" xmlns:wps="http://schemas.microsoft.com/office/word/2010/wordprocessingShape" xmlns:o="urn:schemas-microsoft-com:office:office" xmlns:v="urn:schemas-microsoft-com:vml" xmlns:w10="urn:schemas-microsoft-com:office:word" xmlns:w="http://schemas.openxmlformats.org/wordprocessingml/2006/main" xmlns:w14="http://schemas.microsoft.com/office/word/2010/wordml" xmlns:w15="http://schemas.microsoft.com/office/word/2012/wordml" xmlns:w16cei="http://schemas.microsoft.com/office/word/2026/wordml/cei" xmlns:w16cex="http://schemas.microsoft.com/office/word/2018/wordml/cex" xmlns:w16cid="http://schemas.microsoft.com/office/word/2016/wordml/cid" xmlns:w16="http://schemas.microsoft.com/office/word/2018/wordml" xmlns:w16sdtdh="http://schemas.microsoft.com/office/word/2020/wordml/sdtdatahash" xmlns:w16sdtfl="http://schemas.microsoft.com/office/word/2024/wordml/sdtformatlock" xmlns:w16se="http://schemas.microsoft.com/office/word/2015/wordml/symex" xmlns:w16du="http://schemas.microsoft.com/office/word/2023/wordml/word16du" xmlns:wne="http://schemas.microsoft.com/office/word/2006/wordml" mc:Ignorable="w14 w15 w16se w16cid w16 w16cex w16sdtdh w16sdtfl w16du wp14">
   <w:body>
     <w:p>
       <w:pPr>
@@ -48,7 +48,7 @@
         <w:rPr>
           <w:rFonts w:ascii="Arial" w:hAnsi="Arial" w:cs="Arial"/>
         </w:rPr>
-        <w:t>Tu posaries als annexos l’stops_report?</w:t>
+        <w:t>Explicar lio dominància?</w:t>
       </w:r>
     </w:p>
     <w:p>
@@ -66,7 +66,7 @@
         <w:rPr>
           <w:rFonts w:ascii="Arial" w:hAnsi="Arial" w:cs="Arial"/>
         </w:rPr>
-        <w:t>Opinió demostracions?</w:t>
+        <w:t>Tu posaries als annexos l’stops_report?</w:t>
       </w:r>
     </w:p>
     <w:p>
@@ -84,7 +84,112 @@
         <w:rPr>
           <w:rFonts w:ascii="Arial" w:hAnsi="Arial" w:cs="Arial"/>
         </w:rPr>
+        <w:t>Opinió demostracions?</w:t>
+      </w:r>
+    </w:p>
+    <w:p>
+      <w:pPr>
+        <w:pStyle w:val="ListParagraph"/>
+        <w:numPr>
+          <w:ilvl w:val="0"/>
+          <w:numId w:val="1"/>
+        </w:numPr>
+        <w:rPr>
+          <w:rFonts w:ascii="Arial" w:hAnsi="Arial" w:cs="Arial"/>
+        </w:rPr>
+      </w:pPr>
+      <w:r>
+        <w:rPr>
+          <w:rFonts w:ascii="Arial" w:hAnsi="Arial" w:cs="Arial"/>
+        </w:rPr>
         <w:t>Opinió comentaris resultats/anàlisis?</w:t>
+      </w:r>
+    </w:p>
+    <w:p>
+      <w:pPr>
+        <w:pStyle w:val="ListParagraph"/>
+        <w:numPr>
+          <w:ilvl w:val="0"/>
+          <w:numId w:val="1"/>
+        </w:numPr>
+        <w:rPr>
+          <w:rFonts w:ascii="Arial" w:hAnsi="Arial" w:cs="Arial"/>
+        </w:rPr>
+      </w:pPr>
+      <w:r>
+        <w:rPr>
+          <w:rFonts w:ascii="Arial" w:hAnsi="Arial" w:cs="Arial"/>
+        </w:rPr>
+        <w:t>Al CV de la construcció del graf he de citar algun llibre? No cal no?</w:t>
+      </w:r>
+      <w:r>
+        <w:rPr>
+          <w:rFonts w:ascii="Arial" w:hAnsi="Arial" w:cs="Arial"/>
+        </w:rPr>
+        <w:t xml:space="preserve"> NO</w:t>
+      </w:r>
+    </w:p>
+    <w:p>
+      <w:pPr>
+        <w:rPr>
+          <w:rFonts w:ascii="Arial" w:hAnsi="Arial" w:cs="Arial"/>
+        </w:rPr>
+      </w:pPr>
+    </w:p>
+    <w:p>
+      <w:pPr>
+        <w:rPr>
+          <w:rFonts w:ascii="Arial" w:hAnsi="Arial" w:cs="Arial"/>
+        </w:rPr>
+      </w:pPr>
+    </w:p>
+    <w:p>
+      <w:pPr>
+        <w:rPr>
+          <w:rFonts w:ascii="Arial" w:hAnsi="Arial" w:cs="Arial"/>
+        </w:rPr>
+      </w:pPr>
+      <w:r>
+        <w:rPr>
+          <w:rFonts w:ascii="Arial" w:hAnsi="Arial" w:cs="Arial"/>
+        </w:rPr>
+        <w:t>TDL</w:t>
+      </w:r>
+    </w:p>
+    <w:p>
+      <w:pPr>
+        <w:pStyle w:val="ListParagraph"/>
+        <w:numPr>
+          <w:ilvl w:val="0"/>
+          <w:numId w:val="1"/>
+        </w:numPr>
+        <w:rPr>
+          <w:rFonts w:ascii="Arial" w:hAnsi="Arial" w:cs="Arial"/>
+        </w:rPr>
+      </w:pPr>
+      <w:r>
+        <w:rPr>
+          <w:rFonts w:ascii="Arial" w:hAnsi="Arial" w:cs="Arial"/>
+        </w:rPr>
+        <w:t>Si dona temps</w:t>
+      </w:r>
+    </w:p>
+    <w:p>
+      <w:pPr>
+        <w:pStyle w:val="ListParagraph"/>
+        <w:numPr>
+          <w:ilvl w:val="1"/>
+          <w:numId w:val="1"/>
+        </w:numPr>
+        <w:rPr>
+          <w:rFonts w:ascii="Arial" w:hAnsi="Arial" w:cs="Arial"/>
+        </w:rPr>
+      </w:pPr>
+      <w:r>
+        <w:rPr>
+          <w:rFonts w:ascii="Arial" w:hAnsi="Arial" w:cs="Arial"/>
+        </w:rPr>
+        <w:t>Capítol als annexos explicant el processament de les dades millor</w:t>
       </w:r>
     </w:p>
     <w:sectPr>
@@ -98,7 +203,7 @@
 </file>
 
 <file path=word/numbering.xml><?xml version="1.0" encoding="utf-8"?>
-<w:numbering xmlns:wpc="http://schemas.microsoft.com/office/word/2010/wordprocessingCanvas" xmlns:cx="http://schemas.microsoft.com/office/drawing/2014/chartex" xmlns:cx1="http://schemas.microsoft.com/office/drawing/2015/9/8/chartex" xmlns:cx2="http://schemas.microsoft.com/office/drawing/2015/10/21/chartex" xmlns:cx3="http://schemas.microsoft.com/office/drawing/2016/5/9/chartex" xmlns:cx4="http://schemas.microsoft.com/office/drawing/2016/5/10/chartex" xmlns:cx5="http://schemas.microsoft.com/office/drawing/2016/5/11/chartex" xmlns:cx6="http://schemas.microsoft.com/office/drawing/2016/5/12/chartex" xmlns:cx7="http://schemas.microsoft.com/office/drawing/2016/5/13/chartex" xmlns:cx8="http://schemas.microsoft.com/office/drawing/2016/5/14/chartex" xmlns:mc="http://schemas.openxmlformats.org/markup-compatibility/2006" xmlns:m="http://schemas.openxmlformats.org/officeDocument/2006/math" xmlns:aink="http://schemas.microsoft.com/office/drawing/2016/ink" xmlns:am3d="http://schemas.microsoft.com/office/drawing/2017/model3d" xmlns:oel="http://schemas.microsoft.com/office/2019/extlst" xmlns:r="http://schemas.openxmlformats.org/officeDocument/2006/relationships" xmlns:wp14="http://schemas.microsoft.com/office/word/2010/wordprocessingDrawing" xmlns:wp="http://schemas.openxmlformats.org/drawingml/2006/wordprocessingDrawing" xmlns:wpg="http://schemas.microsoft.com/office/word/2010/wordprocessingGroup" xmlns:wpi="http://schemas.microsoft.com/office/word/2010/wordprocessingInk" xmlns:wps="http://schemas.microsoft.com/office/word/2010/wordprocessingShape" xmlns:o="urn:schemas-microsoft-com:office:office" xmlns:v="urn:schemas-microsoft-com:vml" xmlns:w10="urn:schemas-microsoft-com:office:word" xmlns:w="http://schemas.openxmlformats.org/wordprocessingml/2006/main" xmlns:w14="http://schemas.microsoft.com/office/word/2010/wordml" xmlns:w15="http://schemas.microsoft.com/office/word/2012/wordml" xmlns:w16cex="http://schemas.microsoft.com/office/word/2018/wordml/cex" xmlns:w16cid="http://schemas.microsoft.com/office/word/2016/wordml/cid" xmlns:w16="http://schemas.microsoft.com/office/word/2018/wordml" xmlns:w16sdtdh="http://schemas.microsoft.com/office/word/2020/wordml/sdtdatahash" xmlns:w16sdtfl="http://schemas.microsoft.com/office/word/2024/wordml/sdtformatlock" xmlns:w16se="http://schemas.microsoft.com/office/word/2015/wordml/symex" xmlns:w16du="http://schemas.microsoft.com/office/word/2023/wordml/word16du" xmlns:wne="http://schemas.microsoft.com/office/word/2006/wordml" mc:Ignorable="w14 w15 w16se w16cid w16 w16cex w16sdtdh w16sdtfl w16du wp14">
+<w:numbering xmlns:wpc="http://schemas.microsoft.com/office/word/2010/wordprocessingCanvas" xmlns:cx="http://schemas.microsoft.com/office/drawing/2014/chartex" xmlns:cx1="http://schemas.microsoft.com/office/drawing/2015/9/8/chartex" xmlns:cx2="http://schemas.microsoft.com/office/drawing/2015/10/21/chartex" xmlns:cx3="http://schemas.microsoft.com/office/drawing/2016/5/9/chartex" xmlns:cx4="http://schemas.microsoft.com/office/drawing/2016/5/10/chartex" xmlns:cx5="http://schemas.microsoft.com/office/drawing/2016/5/11/chartex" xmlns:cx6="http://schemas.microsoft.com/office/drawing/2016/5/12/chartex" xmlns:cx7="http://schemas.microsoft.com/office/drawing/2016/5/13/chartex" xmlns:cx8="http://schemas.microsoft.com/office/drawing/2016/5/14/chartex" xmlns:mc="http://schemas.openxmlformats.org/markup-compatibility/2006" xmlns:m="http://schemas.openxmlformats.org/officeDocument/2006/math" xmlns:aink="http://schemas.microsoft.com/office/drawing/2016/ink" xmlns:am3d="http://schemas.microsoft.com/office/drawing/2017/model3d" xmlns:oel="http://schemas.microsoft.com/office/2019/extlst" xmlns:r="http://schemas.openxmlformats.org/officeDocument/2006/relationships" xmlns:wp14="http://schemas.microsoft.com/office/word/2010/wordprocessingDrawing" xmlns:wp="http://schemas.openxmlformats.org/drawingml/2006/wordprocessingDrawing" xmlns:wpg="http://schemas.microsoft.com/office/word/2010/wordprocessingGroup" xmlns:wpi="http://schemas.microsoft.com/office/word/2010/wordprocessingInk" xmlns:wps="http://schemas.microsoft.com/office/word/2010/wordprocessingShape" xmlns:o="urn:schemas-microsoft-com:office:office" xmlns:v="urn:schemas-microsoft-com:vml" xmlns:w10="urn:schemas-microsoft-com:office:word" xmlns:w="http://schemas.openxmlformats.org/wordprocessingml/2006/main" xmlns:w14="http://schemas.microsoft.com/office/word/2010/wordml" xmlns:w15="http://schemas.microsoft.com/office/word/2012/wordml" xmlns:w16cei="http://schemas.microsoft.com/office/word/2026/wordml/cei" xmlns:w16cex="http://schemas.microsoft.com/office/word/2018/wordml/cex" xmlns:w16cid="http://schemas.microsoft.com/office/word/2016/wordml/cid" xmlns:w16="http://schemas.microsoft.com/office/word/2018/wordml" xmlns:w16sdtdh="http://schemas.microsoft.com/office/word/2020/wordml/sdtdatahash" xmlns:w16sdtfl="http://schemas.microsoft.com/office/word/2024/wordml/sdtformatlock" xmlns:w16se="http://schemas.microsoft.com/office/word/2015/wordml/symex" xmlns:w16du="http://schemas.microsoft.com/office/word/2023/wordml/word16du" xmlns:wne="http://schemas.microsoft.com/office/word/2006/wordml" mc:Ignorable="w14 w15 w16se w16cid w16 w16cex w16sdtdh w16sdtfl w16du wp14">
   <w:abstractNum w:abstractNumId="0" w15:restartNumberingAfterBreak="0">
     <w:nsid w:val="18CF047F"/>
     <w:multiLevelType w:val="hybridMultilevel"/>
@@ -115,7 +220,7 @@
         <w:rFonts w:ascii="Arial" w:eastAsiaTheme="minorHAnsi" w:hAnsi="Arial" w:cs="Arial" w:hint="default"/>
       </w:rPr>
     </w:lvl>
-    <w:lvl w:ilvl="1" w:tplc="08090003" w:tentative="1">
+    <w:lvl w:ilvl="1" w:tplc="08090003">
       <w:start w:val="1"/>
       <w:numFmt w:val="bullet"/>
       <w:lvlText w:val="o"/>
